--- a/output/docx/fr/BUFRCREX_TableB_fr_26.docx
+++ b/output/docx/fr/BUFRCREX_TableB_fr_26.docx
@@ -825,7 +825,7 @@
                 <w:b w:val="0"/>
                 <w:sz w:val="16"/>
               </w:rPr>
-              <w:t>Note 58: Il s’agit de déterminer si les niveaux de la tropopause indiqués ci-après sont des valeurs minimales, maximales ou ponctuelles (code de la valeur manquante).</w:t>
+              <w:t>(voir Note)</w:t>
             </w:r>
           </w:p>
         </w:tc>
